--- a/exercises/lab_04_02/Lab Instructions.docx
+++ b/exercises/lab_04_02/Lab Instructions.docx
@@ -323,7 +323,7 @@
           <w:szCs w:val="24"/>
           <w:lang w:val="en-US"/>
         </w:rPr>
-        <w:t xml:space="preserve"> (generated below). It contains 21 workout entries across five exercise types (Running, Cycling, Yoga, Weights, Swimming), with intentional problems for you to catch:</w:t>
+        <w:t xml:space="preserve"> from this lab's folder. It contains 21 workout entries across five exercise types (Running, Cycling, Yoga, Weights, Swimming), with intentional problems for you to catch:</w:t>
       </w:r>
     </w:p>
     <w:p xmlns:wp14="http://schemas.microsoft.com/office/word/2010/wordml" wp14:paraId="73CD1810" wp14:textId="52A797A0">

--- a/exercises/lab_04_02/Lab Instructions.docx
+++ b/exercises/lab_04_02/Lab Instructions.docx
@@ -323,7 +323,7 @@
           <w:szCs w:val="24"/>
           <w:lang w:val="en-US"/>
         </w:rPr>
-        <w:t xml:space="preserve"> from this lab's folder. It contains 21 workout entries across five exercise types (Running, Cycling, Yoga, Weights, Swimming), with intentional problems for you to catch:</w:t>
+        <w:t xml:space="preserve"> from this lab's folder. It contains 22 workout entries across five exercise types (Running, Cycling, Yoga, Weights, Swimming), with intentional problems for you to catch:</w:t>
       </w:r>
     </w:p>
     <w:p xmlns:wp14="http://schemas.microsoft.com/office/word/2010/wordml" wp14:paraId="73CD1810" wp14:textId="52A797A0">
